--- a/docs/LLD.docx
+++ b/docs/LLD.docx
@@ -5366,7 +5366,7 @@
               <w:rPr>
                 <w:sz w:val="19"/>
               </w:rPr>
-              <w:t>apt: curl + libcap2-bin; create non-root appuser; setcap CAP_NET_BIND_SERVICE on the python3 binary; copy /root/.local and /root/.cache from builder; copy data/, run seed.py + ingest.py as appuser; copy app.py/langgraph.json/quickloan package; EXPOSE 80; HEALTHCHECK against /_stcore/health; CMD streamlit run on port 80</w:t>
+              <w:t>apt: curl + libcap2-bin; create non-root appuser; setcap CAP_NET_BIND_SERVICE on the python3 binary; copy /root/.local and /root/.cache from builder; copy data/, run seed.py + ingest.py as appuser; copy app.py/langgraph.json/quickloan package; EXPOSE 80; HEALTHCHECK against /_stcore/health; CMD streamlit run on port 80, with --server.enableCORS=false --server.enableXsrfProtection=false (see §9.4)</w:t>
             </w:r>
           </w:p>
         </w:tc>
@@ -5679,6 +5679,98 @@
     <w:p>
       <w:r>
         <w:t>Azure Container Apps (ACA) was the first choice — it provides automatic managed HTTPS ingress out of the box, avoiding the need for a separate Front Door resource. However, this subscription (an MSDN/Visual Studio Platforms subscription) reported a hard quota of 0 Container App Environments (MaxNumberOfGlobalEnvironmentsInSubExceeded), a known restriction on this subscription offer type for production-oriented resource types. ACI, not subject to the same restriction, was used instead, with Azure Front Door added separately to restore the managed-HTTPS capability ACA would otherwise have provided for free.</w:t>
+      </w:r>
+    </w:p>
+    <w:p>
+      <w:pPr>
+        <w:pStyle w:val="Heading2"/>
+      </w:pPr>
+      <w:r>
+        <w:t>9.4 Front Door WebSocket Origin Mismatch (Post-Deployment Fix)</w:t>
+      </w:r>
+    </w:p>
+    <w:p>
+      <w:r>
+        <w:t>Symptom: the app loaded a blank page / infinite spinner through the Front Door URL in every browser tested (including fresh incognito windows in two different browsers), while the direct ACI URL worked correctly.</w:t>
+      </w:r>
+    </w:p>
+    <w:p>
+      <w:pPr>
+        <w:pStyle w:val="Heading3"/>
+      </w:pPr>
+      <w:r>
+        <w:t>Diagnosis</w:t>
+      </w:r>
+    </w:p>
+    <w:p>
+      <w:pPr>
+        <w:pStyle w:val="ListNumber"/>
+      </w:pPr>
+      <w:r>
+        <w:t>curl against both URLs (plain GET, both /_stcore/health and /) returned identical 200 responses with identical page sizes — ruled out a backend outage or DNS/TLS-level client network block.</w:t>
+      </w:r>
+    </w:p>
+    <w:p>
+      <w:pPr>
+        <w:pStyle w:val="ListNumber"/>
+      </w:pPr>
+      <w:r>
+        <w:t>A native WebSocket test (Node's built-in WebSocket) against wss://&lt;front-door-domain&gt;/_stcore/stream succeeded from an isolated test environment — ruled out a Front Door route/CORS/caching misconfiguration as such.</w:t>
+      </w:r>
+    </w:p>
+    <w:p>
+      <w:pPr>
+        <w:pStyle w:val="ListNumber"/>
+      </w:pPr>
+      <w:r>
+        <w:t>A full Playwright browser session against the Front Door URL reproduced the failure directly: the WebSocket handshake returned 403, followed by 502s on subsequent requests (/_stcore/host-config, /_stcore/health) once the page's own retry logic gave up.</w:t>
+      </w:r>
+    </w:p>
+    <w:p>
+      <w:pPr>
+        <w:pStyle w:val="ListNumber"/>
+      </w:pPr>
+      <w:r>
+        <w:t>az container logs on the ACI instance showed the actual rejection reason: "Rejecting WebSocket connection with disallowed Origin or Host header: origin=https://&lt;front-door-domain&gt;, host=&lt;aci-domain&gt;" — Streamlit’s built-in anti cross-site-WebSocket-hijacking check, comparing the browser's Origin against the Host header the request arrived with.</w:t>
+      </w:r>
+    </w:p>
+    <w:p>
+      <w:pPr>
+        <w:pStyle w:val="Heading3"/>
+      </w:pPr>
+      <w:r>
+        <w:t>Root Cause</w:t>
+      </w:r>
+    </w:p>
+    <w:p>
+      <w:r>
+        <w:t>The Front Door origin was configured with --origin-host-header pointing at the ACI hostname (quickloan-app.eastus2.azurecontainer.io), so that's the Host header Front Door forwards to the origin on every request — regardless of what public hostname the browser actually connected to. The browser's Origin header is always the page's real origin (the Front Door domain, *.azurefd.net), so the two values can never match through this proxy configuration. Plain HTTP GETs are unaffected (no origin check applies to them), which is why the initial page load always succeeded even while every WebSocket was rejected.</w:t>
+      </w:r>
+    </w:p>
+    <w:p>
+      <w:pPr>
+        <w:pStyle w:val="Heading3"/>
+      </w:pPr>
+      <w:r>
+        <w:t>Fix Attempted First (Not Used)</w:t>
+      </w:r>
+    </w:p>
+    <w:p>
+      <w:r>
+        <w:t>az afd origin update --origin-host-header &lt;front-door-domain&gt; — makes the forwarded Host match the browser's Origin exactly. Correct in principle, but the change sat in Front Door's edge-propagation pipeline for 10+ minutes with no reliable signal to confirm when (or if) it had actually taken effect (the same deploymentStatus: NotStarted ambiguity encountered earlier when first creating the Front Door route — see the ACR/ACI/Front Door setup history). Also fragile: would need updating again if the Front Door hostname ever changed (e.g. moving to a custom domain).</w:t>
+      </w:r>
+    </w:p>
+    <w:p>
+      <w:pPr>
+        <w:pStyle w:val="Heading3"/>
+      </w:pPr>
+      <w:r>
+        <w:t>Fix Shipped</w:t>
+      </w:r>
+    </w:p>
+    <w:p>
+      <w:r>
+        <w:t>Dockerfile CMD updated to launch Streamlit with --server.enableCORS=false --server.enableXsrfProtection=false, relaxing the origin check unconditionally at the application level rather than depending on what Host header any specific proxy forwards. Verified end-to-end with a Playwright script that navigates to the Front Door URL, inspects console/network/WebSocket events, and asserts the app's title renders — after rebuild, ACR push, and ACI delete+recreate, the WebSocket connected and exchanged frames successfully with zero console errors. See HLD.docx §6.4 and §9.6 for the architecture-level summary and the accepted security trade-off.</w:t>
       </w:r>
     </w:p>
     <w:sectPr>

--- a/docs/LLD.docx
+++ b/docs/LLD.docx
@@ -2123,6 +2123,36 @@
               <w:rPr>
                 <w:sz w:val="19"/>
               </w:rPr>
+              <w:t>_recover_interrupted_generation()</w:t>
+            </w:r>
+          </w:p>
+        </w:tc>
+        <w:tc>
+          <w:tcPr>
+            <w:tcW w:type="dxa" w:w="6624"/>
+          </w:tcPr>
+          <w:p>
+            <w:r/>
+            <w:r>
+              <w:rPr>
+                <w:sz w:val="19"/>
+              </w:rPr>
+              <w:t>Fallback for a race between message generation and a destructive sidebar action (New Chat/switch/delete/Clear) -- see §3.9.</w:t>
+            </w:r>
+          </w:p>
+        </w:tc>
+      </w:tr>
+      <w:tr>
+        <w:tc>
+          <w:tcPr>
+            <w:tcW w:type="dxa" w:w="3312"/>
+          </w:tcPr>
+          <w:p>
+            <w:r/>
+            <w:r>
+              <w:rPr>
+                <w:sz w:val="19"/>
+              </w:rPr>
               <w:t>main()</w:t>
             </w:r>
           </w:p>
@@ -2137,13 +2167,75 @@
               <w:rPr>
                 <w:sz w:val="19"/>
               </w:rPr>
-              <w:t>Orchestrates a turn: renders history, checks for a pending HITL review, reads chat_input, wires the streaming callback, invokes the graph, and branches on blocked / needs_human_review / escalated / normal to render the result.</w:t>
+              <w:t>Orchestrates a turn via a two-phase submit (see §3.9): renders history, checks for a pending HITL review, reads chat_input, then either stashes the prompt and reruns (phase 1) or -- on the very next pass -- invokes the graph and branches on blocked / needs_human_review / escalated / normal to render the result (phase 2).</w:t>
             </w:r>
           </w:p>
         </w:tc>
       </w:tr>
     </w:tbl>
     <w:p/>
+    <w:p>
+      <w:pPr>
+        <w:pStyle w:val="Heading2"/>
+      </w:pPr>
+      <w:r>
+        <w:t>3.9 Concurrency: the New-Chat-mid-generation Race</w:t>
+      </w:r>
+    </w:p>
+    <w:p>
+      <w:r>
+        <w:t>Bug (fixed): starting a new conversation (or switching/deleting a thread, or Clear Conversation) while a response was still streaming in the active thread made that response vanish -- the question stayed in the thread's history with no answer, and no error was ever shown.</w:t>
+      </w:r>
+    </w:p>
+    <w:p>
+      <w:pPr>
+        <w:pStyle w:val="Heading3"/>
+      </w:pPr>
+      <w:r>
+        <w:t>Root Cause</w:t>
+      </w:r>
+    </w:p>
+    <w:p>
+      <w:r>
+        <w:t>Streamlit runs one script pass per session at a time. The instant a *new* widget interaction arrives while a pass is still running, Streamlit stops that pass outright (an exception unwinds its whole call stack) and starts a fresh pass for the new interaction. graph.invoke() never returns in that case, so the code appending the assistant's reply to thread["messages"] never runs -- the text visibly streaming into the placeholder a moment earlier is simply gone, with nothing left behind in the thread it belonged to.</w:t>
+      </w:r>
+    </w:p>
+    <w:p>
+      <w:pPr>
+        <w:pStyle w:val="Heading3"/>
+      </w:pPr>
+      <w:r>
+        <w:t>Fix -- Two-Phase Submit</w:t>
+      </w:r>
+    </w:p>
+    <w:p>
+      <w:r>
+        <w:t>The first, more direct fix attempted was disabling the destructive sidebar buttons (disabled=generating) while a response is in flight. Verified live via direct DOM sampling that this did **not** work as a same-pass change: _sidebar() already executes near the top of main(), *before* chat_input() is even evaluated -- so setting the disabled flag only after a prompt is submitted, in that same pass, has no effect on the button _sidebar() already rendered earlier in that identical pass. Measured the disabled attribute as false for the *entire* duration of a real ~15s generation with that approach.</w:t>
+      </w:r>
+    </w:p>
+    <w:p>
+      <w:r>
+        <w:t>The working fix splits message submission into two passes instead of one: phase 1 appends the user's message, stashes the prompt (st.session_state["pending_prompt"]) and a generating-thread marker (st.session_state["generating_thread_id"]), and calls st.rerun() immediately -- graph.invoke() is *not* called in this pass. Phase 2 runs on the rerun phase 1 triggered: this pass's own _sidebar() call (which still runs before any prompt processing) now sees generating_thread_id already set from the previous pass, so it renders the New Chat/switch/delete/Clear buttons genuinely disabled *before* this pass's own graph.invoke() call even starts -- closing the gap completely rather than narrowing it.</w:t>
+      </w:r>
+    </w:p>
+    <w:p>
+      <w:r>
+        <w:t>_recover_interrupted_generation() runs at the top of every pass as a safety net for the narrow remaining race (a click landing in the instant before the disabled state reaches the browser). It treats a leftover generating_thread_id as a genuine interruption only when pending_prompt has already been consumed (phase 2 pops it as the very first thing it does) -- while pending_prompt is still present, that's the normal, expected gap between phase 1's rerun and phase 2 starting, not an interruption. (This distinction was itself a bug found and fixed during verification: the first version of this function couldn't tell the two states apart and injected a false "interrupted" note into every normal submission, before phase 2 ever got to call graph.invoke().) When a genuine interruption is detected, it appends a clear notice to the affected thread instead of leaving an unanswered question with no explanation.</w:t>
+      </w:r>
+    </w:p>
+    <w:p>
+      <w:pPr>
+        <w:pStyle w:val="Heading3"/>
+      </w:pPr>
+      <w:r>
+        <w:t>Verification</w:t>
+      </w:r>
+    </w:p>
+    <w:p>
+      <w:r>
+        <w:t>Verified live with Playwright: (1) direct DOM sampling of the New Chat button's disabled attribute every second through a real generation -- confirmed true from ~0.5s (once phase 2's own _sidebar() renders) until the response actually completed (~15s), then false again immediately after; (2) a forced click (force: true, bypassing Playwright's normal actionability check) attempted against the button while still generating produced no new thread -- thread count unchanged before and after; (3) the response still saved correctly (2 messages, a real route caption) once generation completed, confirming no regression to the normal flow; (4) a genuine post-completion New Chat click still worked normally (exactly one new thread created).</w:t>
+      </w:r>
+    </w:p>
     <w:p>
       <w:r>
         <w:br w:type="page"/>
